--- a/src/salesforce_email_queue_proof_of_concept/plans_and_notes/USAT_Email_Queue_AI_Options_Brief.docx
+++ b/src/salesforce_email_queue_proof_of_concept/plans_and_notes/USAT_Email_Queue_AI_Options_Brief.docx
@@ -1490,6 +1490,151 @@
         <w:t>Defer Connected App / sender-identity work until we decide to enable sending.</w:t>
       </w:r>
     </w:p>
+    <w:p>
+      <w:r>
+        <w:br w:type="page"/>
+      </w:r>
+    </w:p>
+    <w:p>
+      <w:pPr>
+        <w:pStyle w:val="Heading1"/>
+      </w:pPr>
+      <w:r>
+        <w:t>Considerations: Recent Salesforce Platform Changes (2025-26)</w:t>
+      </w:r>
+    </w:p>
+    <w:p>
+      <w:r>
+        <w:t>Recent Salesforce announcements (TDX / security updates) affect how this assistant connects to Salesforce. None break the current read-only proof of concept, but two change the sequencing toward production. Verify specifics and dates with our Salesforce admin.</w:t>
+      </w:r>
+    </w:p>
+    <w:p>
+      <w:pPr>
+        <w:pStyle w:val="Heading2"/>
+      </w:pPr>
+      <w:r>
+        <w:t>Headless 360 (API-first platform, MCP tools, Agentforce)</w:t>
+      </w:r>
+    </w:p>
+    <w:p>
+      <w:pPr>
+        <w:pStyle w:val="ListBullet"/>
+      </w:pPr>
+      <w:r>
+        <w:t>Salesforce is exposing core Customer 360 / Data 360 / Slack capabilities as APIs, Model Context Protocol (MCP) tools, and CLI commands so AI agents can act without a browser UI.</w:t>
+      </w:r>
+    </w:p>
+    <w:p>
+      <w:pPr>
+        <w:pStyle w:val="ListBullet"/>
+      </w:pPr>
+      <w:r>
+        <w:t>Impact on us: an opportunity, not a blocker. Our assistant already uses the API. When we add AI "tools" (lookups like coach certification or member status), we can evaluate calling Salesforce-provided MCP tools/APIs instead of hand-written queries.</w:t>
+      </w:r>
+    </w:p>
+    <w:p>
+      <w:pPr>
+        <w:pStyle w:val="ListBullet"/>
+      </w:pPr>
+      <w:r>
+        <w:t>Native vs build: Agentforce/Headless 360 is a stronger "native" option to weigh. Our differentiators remain: our own grounding and guardrails, choice of AI model (including a Zero-Data-Retention agreement), and the purpose-built email-queue triage experience.</w:t>
+      </w:r>
+    </w:p>
+    <w:p>
+      <w:pPr>
+        <w:pStyle w:val="Heading2"/>
+      </w:pPr>
+      <w:r>
+        <w:t>API Access Control - the most important change for us</w:t>
+      </w:r>
+    </w:p>
+    <w:p>
+      <w:pPr>
+        <w:pStyle w:val="ListBullet"/>
+      </w:pPr>
+      <w:r>
+        <w:t>To curb OAuth phishing and data exfiltration, Salesforce now lets orgs block external API clients by default; the "Use Any API Client" permission no longer lets users self-authorize uninstalled, unvetted connected apps.</w:t>
+      </w:r>
+    </w:p>
+    <w:p>
+      <w:pPr>
+        <w:pStyle w:val="ListBullet"/>
+      </w:pPr>
+      <w:r>
+        <w:t>Impact on us: if API Access Control is enabled on the org, even our read-only integration could be blocked unless it connects through an installed, allowlisted Connected App with the correct OAuth scopes and the integration user permissioned to use it.</w:t>
+      </w:r>
+    </w:p>
+    <w:p>
+      <w:pPr>
+        <w:pStyle w:val="ListBullet"/>
+      </w:pPr>
+      <w:r>
+        <w:t>Effect on the plan: the Connected App becomes a prerequisite for API access itself - not only for future writes or per-user identity. It must be set up per environment (sandbox and production).</w:t>
+      </w:r>
+    </w:p>
+    <w:p>
+      <w:pPr>
+        <w:pStyle w:val="ListBullet"/>
+      </w:pPr>
+      <w:r>
+        <w:t>Action: confirm whether API Access Control is currently enabled on the org. That determines whether the Connected App is needed now (for reads) or later (for writes/identity).</w:t>
+      </w:r>
+    </w:p>
+    <w:p>
+      <w:pPr>
+        <w:pStyle w:val="Heading2"/>
+      </w:pPr>
+      <w:r>
+        <w:t>Spring ’26 connected-app creation + legacy API retirement</w:t>
+      </w:r>
+    </w:p>
+    <w:p>
+      <w:pPr>
+        <w:pStyle w:val="ListBullet"/>
+      </w:pPr>
+      <w:r>
+        <w:t>Spring ’26: new orgs may be unable to self-create connected apps via the UI/metadata without a manual override approved by Salesforce Support. Action: if affected, budget time to request the override before creating the Connected App.</w:t>
+      </w:r>
+    </w:p>
+    <w:p>
+      <w:pPr>
+        <w:pStyle w:val="ListBullet"/>
+      </w:pPr>
+      <w:r>
+        <w:t>Legacy API retirement: older platform API versions (21.0-30.0) are retired. We use a modern API version, so this is low risk; action is simply to confirm the connection targets a current version.</w:t>
+      </w:r>
+    </w:p>
+    <w:p>
+      <w:pPr>
+        <w:pStyle w:val="Heading2"/>
+      </w:pPr>
+      <w:r>
+        <w:t>Bottom line</w:t>
+      </w:r>
+    </w:p>
+    <w:p>
+      <w:r>
+        <w:t>Nothing in the current build breaks today, but the Connected App likely moves earlier in the timeline (and may be required for current reads if API Access Control is on). Headless 360 gives us better building blocks for AI tools, and the native-vs-build comparison above should now include Agentforce/Headless 360.</w:t>
+      </w:r>
+    </w:p>
+    <w:p>
+      <w:pPr>
+        <w:pStyle w:val="Heading2"/>
+      </w:pPr>
+      <w:r>
+        <w:t>Current status (confirmed)</w:t>
+      </w:r>
+    </w:p>
+    <w:p>
+      <w:r>
+        <w:t>The proof of concept reads from the Salesforce org successfully today (queues, email threads, and attachments all load). If API Access Control were enforced and blocking unvetted clients, those reads would already be failing - they are not. The "API Access Control" page also was not visible via admin Setup search (most likely it is not enforced, or the admin login used has limited permissions).</w:t>
+      </w:r>
+    </w:p>
+    <w:p>
+      <w:r>
+        <w:t>Conclusion: API Access Control is not blocking the integration right now, so the Connected App is not required to keep current read-only access working. It remains scheduled for the writes / per-user-identity phase. We should still get a one-line confirmation from the full org administrator before enabling any writes to Salesforce.</w:t>
+      </w:r>
+    </w:p>
     <w:sectPr>
       <w:pgSz w:w="12240" w:h="15840"/>
       <w:pgMar w:top="1440" w:right="1440" w:bottom="1440" w:left="1440" w:header="720" w:footer="720" w:gutter="0"/>
